--- a/dist/exports/laws-of-motion_revision_notes.docx
+++ b/dist/exports/laws-of-motion_revision_notes.docx
@@ -189,7 +189,7 @@
                 <w:color w:val="2D3748"/>
                 <w:sz w:val="19"/>
               </w:rPr>
-              <w:t>Laws Of Motion - Core Application</w:t>
+              <w:t>Friction (Static, Limiting &amp; Kinetic)</w:t>
             </w:r>
           </w:p>
         </w:tc>
@@ -209,7 +209,7 @@
               <w:rPr>
                 <w:sz w:val="19"/>
               </w:rPr>
-              <w:t>152 PYQs</w:t>
+              <w:t>102 PYQs</w:t>
             </w:r>
           </w:p>
         </w:tc>
@@ -230,7 +230,94 @@
                 <w:color w:val="718096"/>
                 <w:sz w:val="19"/>
               </w:rPr>
-              <w:t>General Concept</w:t>
+              <w:t>Friction</w:t>
+            </w:r>
+          </w:p>
+        </w:tc>
+      </w:tr>
+      <w:tr>
+        <w:tc>
+          <w:tcPr>
+            <w:tcW w:type="dxa" w:w="2160"/>
+            <w:shd w:fill="FFFFFF"/>
+            <w:tcMar>
+              <w:top w:w="80" w:type="dxa"/>
+              <w:bottom w:w="80" w:type="dxa"/>
+              <w:left w:w="150" w:type="dxa"/>
+              <w:right w:w="150" w:type="dxa"/>
+            </w:tcMar>
+          </w:tcPr>
+          <w:p>
+            <w:r>
+              <w:rPr>
+                <w:b/>
+                <w:color w:val="C53030"/>
+                <w:sz w:val="19"/>
+              </w:rPr>
+              <w:t>Very High</w:t>
+            </w:r>
+          </w:p>
+        </w:tc>
+        <w:tc>
+          <w:tcPr>
+            <w:tcW w:type="dxa" w:w="4320"/>
+            <w:shd w:fill="FFFFFF"/>
+            <w:tcMar>
+              <w:top w:w="80" w:type="dxa"/>
+              <w:bottom w:w="80" w:type="dxa"/>
+              <w:left w:w="150" w:type="dxa"/>
+              <w:right w:w="150" w:type="dxa"/>
+            </w:tcMar>
+          </w:tcPr>
+          <w:p>
+            <w:r>
+              <w:rPr>
+                <w:b/>
+                <w:color w:val="2D3748"/>
+                <w:sz w:val="19"/>
+              </w:rPr>
+              <w:t>Newton's Laws &amp; Free Body Diagrams</w:t>
+            </w:r>
+          </w:p>
+        </w:tc>
+        <w:tc>
+          <w:tcPr>
+            <w:tcW w:type="dxa" w:w="1728"/>
+            <w:shd w:fill="FFFFFF"/>
+            <w:tcMar>
+              <w:top w:w="80" w:type="dxa"/>
+              <w:bottom w:w="80" w:type="dxa"/>
+              <w:left w:w="150" w:type="dxa"/>
+              <w:right w:w="150" w:type="dxa"/>
+            </w:tcMar>
+          </w:tcPr>
+          <w:p>
+            <w:r>
+              <w:rPr>
+                <w:sz w:val="19"/>
+              </w:rPr>
+              <w:t>80 PYQs</w:t>
+            </w:r>
+          </w:p>
+        </w:tc>
+        <w:tc>
+          <w:tcPr>
+            <w:tcW w:type="dxa" w:w="1872"/>
+            <w:shd w:fill="FFFFFF"/>
+            <w:tcMar>
+              <w:top w:w="80" w:type="dxa"/>
+              <w:bottom w:w="80" w:type="dxa"/>
+              <w:left w:w="150" w:type="dxa"/>
+              <w:right w:w="150" w:type="dxa"/>
+            </w:tcMar>
+          </w:tcPr>
+          <w:p>
+            <w:r>
+              <w:rPr>
+                <w:color w:val="718096"/>
+                <w:sz w:val="19"/>
+              </w:rPr>
+              <w:t>Dynamics</w:t>
             </w:r>
           </w:p>
         </w:tc>
@@ -311,6 +398,98 @@
           </w:p>
         </w:tc>
       </w:tr>
+      <w:tr>
+        <w:tc>
+          <w:tcPr>
+            <w:tcW w:type="dxa" w:w="3600"/>
+            <w:shd w:fill="F7FAFC"/>
+            <w:tcMar>
+              <w:top w:w="100" w:type="dxa"/>
+              <w:bottom w:w="100" w:type="dxa"/>
+              <w:left w:w="150" w:type="dxa"/>
+              <w:right w:w="150" w:type="dxa"/>
+            </w:tcMar>
+          </w:tcPr>
+          <w:p>
+            <w:r>
+              <w:rPr>
+                <w:b/>
+                <w:color w:val="1A365D"/>
+                <w:sz w:val="19"/>
+              </w:rPr>
+              <w:t>Friction (Static, Limiting &amp; Kinetic)</w:t>
+            </w:r>
+          </w:p>
+        </w:tc>
+        <w:tc>
+          <w:tcPr>
+            <w:tcW w:type="dxa" w:w="6480"/>
+            <w:shd w:fill="F7FAFC"/>
+            <w:tcMar>
+              <w:top w:w="100" w:type="dxa"/>
+              <w:bottom w:w="100" w:type="dxa"/>
+              <w:left w:w="150" w:type="dxa"/>
+              <w:right w:w="150" w:type="dxa"/>
+            </w:tcMar>
+          </w:tcPr>
+          <w:p>
+            <w:r>
+              <w:rPr>
+                <w:rFonts w:ascii="Cambria Math" w:hAnsi="Cambria Math"/>
+                <w:color w:val="2D3748"/>
+                <w:sz w:val="19"/>
+              </w:rPr>
+              <w:t>f_{\text{max}} = \mu_s N, \quad f_k = \mu_k N, \quad \theta_{\text{repose}} = \tan^{-1}\mu_s, \quad a = g(\sin\theta - \mu_k\cos\theta)</w:t>
+            </w:r>
+          </w:p>
+        </w:tc>
+      </w:tr>
+      <w:tr>
+        <w:tc>
+          <w:tcPr>
+            <w:tcW w:type="dxa" w:w="3600"/>
+            <w:shd w:fill="FFFFFF"/>
+            <w:tcMar>
+              <w:top w:w="100" w:type="dxa"/>
+              <w:bottom w:w="100" w:type="dxa"/>
+              <w:left w:w="150" w:type="dxa"/>
+              <w:right w:w="150" w:type="dxa"/>
+            </w:tcMar>
+          </w:tcPr>
+          <w:p>
+            <w:r>
+              <w:rPr>
+                <w:b/>
+                <w:color w:val="1A365D"/>
+                <w:sz w:val="19"/>
+              </w:rPr>
+              <w:t>Newton's Laws &amp; Free Body Diagrams</w:t>
+            </w:r>
+          </w:p>
+        </w:tc>
+        <w:tc>
+          <w:tcPr>
+            <w:tcW w:type="dxa" w:w="6480"/>
+            <w:shd w:fill="FFFFFF"/>
+            <w:tcMar>
+              <w:top w:w="100" w:type="dxa"/>
+              <w:bottom w:w="100" w:type="dxa"/>
+              <w:left w:w="150" w:type="dxa"/>
+              <w:right w:w="150" w:type="dxa"/>
+            </w:tcMar>
+          </w:tcPr>
+          <w:p>
+            <w:r>
+              <w:rPr>
+                <w:rFonts w:ascii="Cambria Math" w:hAnsi="Cambria Math"/>
+                <w:color w:val="2D3748"/>
+                <w:sz w:val="19"/>
+              </w:rPr>
+              <w:t>\Sigma \vec{F} = m\vec{a}, \quad T = \frac{2m_1 m_2}{m_1 + m_2}g, \quad a = \frac{m_2 - m_1}{m_1 + m_2}g</w:t>
+            </w:r>
+          </w:p>
+        </w:tc>
+      </w:tr>
     </w:tbl>
     <w:p>
       <w:pPr>
@@ -338,7 +517,7 @@
           <w:color w:val="2B6CB0"/>
           <w:sz w:val="24"/>
         </w:rPr>
-        <w:t>3.1 Laws Of Motion - Core Application (Very High Yield — 152 PYQs)</w:t>
+        <w:t>3.1 Friction (Static, Limiting &amp; Kinetic) (Very High Yield — 102 PYQs)</w:t>
       </w:r>
     </w:p>
     <w:p>
@@ -353,7 +532,7 @@
         <w:rPr>
           <w:sz w:val="20"/>
         </w:rPr>
-        <w:t>Key problem pattern in Laws Of Motion.</w:t>
+        <w:t>Static self-adjusting friction up to limiting value μ_s N and constant kinetic friction μ_k N on rough surfaces.</w:t>
       </w:r>
     </w:p>
     <w:tbl>
@@ -391,7 +570,7 @@
                 <w:color w:val="2D3748"/>
                 <w:sz w:val="19"/>
               </w:rPr>
-              <w:t>Watch for algebraic and sign errors.</w:t>
+              <w:t>Static friction is self-adjusting: f_s = F_(applied) as long as F_(applied) ≤ μ_s N. It does NOT automatically equal μ_s N.</w:t>
             </w:r>
           </w:p>
         </w:tc>
@@ -432,7 +611,7 @@
                 <w:color w:val="2D3748"/>
                 <w:sz w:val="19"/>
               </w:rPr>
-              <w:t>Verify dimensions and boundary conditions.</w:t>
+              <w:t>In two-block systems, find the maximum common acceleration allowed by friction before determining if slipping occurs.</w:t>
             </w:r>
           </w:p>
         </w:tc>
@@ -530,6 +709,214 @@
           <w:sz w:val="18"/>
         </w:rPr>
         <w:t>[Ans: C]</w:t>
+      </w:r>
+    </w:p>
+    <w:p>
+      <w:pPr>
+        <w:spacing w:after="120"/>
+      </w:pPr>
+    </w:p>
+    <w:p>
+      <w:pPr>
+        <w:pStyle w:val="Heading2"/>
+      </w:pPr>
+      <w:r>
+        <w:rPr>
+          <w:color w:val="2B6CB0"/>
+          <w:sz w:val="24"/>
+        </w:rPr>
+        <w:t>3.2 Newton's Laws &amp; Free Body Diagrams (Very High Yield — 80 PYQs)</w:t>
+      </w:r>
+    </w:p>
+    <w:p>
+      <w:r>
+        <w:rPr>
+          <w:b/>
+          <w:sz w:val="20"/>
+        </w:rPr>
+        <w:t xml:space="preserve">Core Principle: </w:t>
+      </w:r>
+      <w:r>
+        <w:rPr>
+          <w:sz w:val="20"/>
+        </w:rPr>
+        <w:t>Equations of motion for connected bodies, string-pulley constraints, and apparent weight in non-inertial frames.</w:t>
+      </w:r>
+    </w:p>
+    <w:tbl>
+      <w:tblPr>
+        <w:tblW w:type="auto" w:w="0"/>
+        <w:jc w:val="center"/>
+        <w:tblLook w:firstColumn="1" w:firstRow="1" w:lastColumn="0" w:lastRow="0" w:noHBand="0" w:noVBand="1" w:val="04A0"/>
+      </w:tblPr>
+      <w:tblGrid>
+        <w:gridCol w:w="10080"/>
+      </w:tblGrid>
+      <w:tr>
+        <w:tc>
+          <w:tcPr>
+            <w:tcW w:type="dxa" w:w="10080"/>
+            <w:shd w:fill="FFF5F5"/>
+            <w:tcMar>
+              <w:top w:w="100" w:type="dxa"/>
+              <w:bottom w:w="100" w:type="dxa"/>
+              <w:left w:w="150" w:type="dxa"/>
+              <w:right w:w="150" w:type="dxa"/>
+            </w:tcMar>
+          </w:tcPr>
+          <w:p>
+            <w:r>
+              <w:rPr>
+                <w:b/>
+                <w:color w:val="C53030"/>
+                <w:sz w:val="19"/>
+              </w:rPr>
+              <w:t xml:space="preserve">⚠️ Common Trap / JEE Pitfall: </w:t>
+            </w:r>
+            <w:r>
+              <w:rPr>
+                <w:color w:val="2D3748"/>
+                <w:sz w:val="19"/>
+              </w:rPr>
+              <w:t>In an accelerating elevator with upward acceleration a, apparent weight is N = m(g + a), NOT m(g - a).</w:t>
+            </w:r>
+          </w:p>
+        </w:tc>
+      </w:tr>
+    </w:tbl>
+    <w:tbl>
+      <w:tblPr>
+        <w:tblW w:type="auto" w:w="0"/>
+        <w:jc w:val="center"/>
+        <w:tblLook w:firstColumn="1" w:firstRow="1" w:lastColumn="0" w:lastRow="0" w:noHBand="0" w:noVBand="1" w:val="04A0"/>
+      </w:tblPr>
+      <w:tblGrid>
+        <w:gridCol w:w="10080"/>
+      </w:tblGrid>
+      <w:tr>
+        <w:tc>
+          <w:tcPr>
+            <w:tcW w:type="dxa" w:w="10080"/>
+            <w:shd w:fill="F0FFF4"/>
+            <w:tcMar>
+              <w:top w:w="100" w:type="dxa"/>
+              <w:bottom w:w="100" w:type="dxa"/>
+              <w:left w:w="150" w:type="dxa"/>
+              <w:right w:w="150" w:type="dxa"/>
+            </w:tcMar>
+          </w:tcPr>
+          <w:p>
+            <w:r>
+              <w:rPr>
+                <w:b/>
+                <w:color w:val="276749"/>
+                <w:sz w:val="19"/>
+              </w:rPr>
+              <w:t xml:space="preserve">💡 Speed Hack / Trick: </w:t>
+            </w:r>
+            <w:r>
+              <w:rPr>
+                <w:color w:val="2D3748"/>
+                <w:sz w:val="19"/>
+              </w:rPr>
+              <w:t>Use string constraint Σ T_i · x_i = 0 \implies Σ T_i · a_i = 0 to relate accelerations in complex pulley systems.</w:t>
+            </w:r>
+          </w:p>
+        </w:tc>
+      </w:tr>
+    </w:tbl>
+    <w:p>
+      <w:pPr>
+        <w:spacing w:before="120" w:after="40"/>
+      </w:pPr>
+      <w:r>
+        <w:rPr>
+          <w:b/>
+          <w:color w:val="1A365D"/>
+          <w:sz w:val="19"/>
+        </w:rPr>
+        <w:t>Source PYQs testing this concept:</w:t>
+      </w:r>
+    </w:p>
+    <w:p>
+      <w:pPr>
+        <w:pStyle w:val="ListBullet"/>
+        <w:spacing w:after="40"/>
+      </w:pPr>
+      <w:r>
+        <w:rPr>
+          <w:b/>
+          <w:sz w:val="18"/>
+        </w:rPr>
+        <w:t xml:space="preserve">[2026 Morning Shift] Q#1 (MCQ): </w:t>
+      </w:r>
+      <w:r>
+        <w:rPr>
+          <w:sz w:val="18"/>
+        </w:rPr>
+        <w:t xml:space="preserve">"Two blocks ( P and Q ) with respectively masses 2 kg and 1.5 kg are joined by a massless thread. These blocks are mounted on a frictionl..."  </w:t>
+      </w:r>
+      <w:r>
+        <w:rPr>
+          <w:b/>
+          <w:color w:val="2B6CB0"/>
+          <w:sz w:val="18"/>
+        </w:rPr>
+        <w:t>[Ans: B]</w:t>
+      </w:r>
+    </w:p>
+    <w:p>
+      <w:pPr>
+        <w:pStyle w:val="ListBullet"/>
+        <w:spacing w:after="40"/>
+      </w:pPr>
+      <w:r>
+        <w:rPr>
+          <w:b/>
+          <w:sz w:val="18"/>
+        </w:rPr>
+        <w:t xml:space="preserve">[2026 Evening Shift] Q#1 (Numerical): </w:t>
+      </w:r>
+      <w:r>
+        <w:rPr>
+          <w:sz w:val="18"/>
+        </w:rPr>
+        <w:t xml:space="preserve">"A block takes t time to slide down a plane inclined at 45° to the horizontal. If the surface is made smooth (frictionless), the b..."  </w:t>
+      </w:r>
+      <w:r>
+        <w:rPr>
+          <w:b/>
+          <w:color w:val="2B6CB0"/>
+          <w:sz w:val="18"/>
+        </w:rPr>
+        <w:t>[Ans: 75]</w:t>
+      </w:r>
+    </w:p>
+    <w:p>
+      <w:pPr>
+        <w:pStyle w:val="ListBullet"/>
+        <w:spacing w:after="40"/>
+      </w:pPr>
+      <w:r>
+        <w:rPr>
+          <w:b/>
+          <w:sz w:val="18"/>
+        </w:rPr>
+        <w:t xml:space="preserve">[2026 Morning Shift] Q#2 (MCQ): </w:t>
+      </w:r>
+      <w:r>
+        <w:rPr>
+          <w:sz w:val="18"/>
+        </w:rPr>
+        <w:t xml:space="preserve">"Three masses m_(1)=4kg,m_(2)=4kg and m_(3)=6kg are suspended from a fixed smooth frictionless pully as shown in the figure below. The va..."  </w:t>
+      </w:r>
+      <w:r>
+        <w:rPr>
+          <w:b/>
+          <w:color w:val="2B6CB0"/>
+          <w:sz w:val="18"/>
+        </w:rPr>
+        <w:t>[Ans: A]</w:t>
       </w:r>
     </w:p>
     <w:p>
@@ -662,6 +1049,129 @@
               <w:t>Solution Analysis:</w:t>
               <w:br/>
               <w:t>Since the cube is accelerating at a=(g / 2) to the right, when analysing the blocks from the cube's non-inertial frame, we must apply a pseudo-force ( F_(p)=m × a ) on both blocks in the opposite direction to the acceleration of block S. For block P (Mass m_(P)=2kg ) Along horizontal the tension (T) in the thread pulls it to the right. The pseudo-force ( m_(P) · a ) pulls it to the left. Along vertical direction gravity ( m_(P)g ) acts downward and normal force ( N_(P) ) from the top surface acts upward. Since the block is stationary relative to the cube : T=m_(P) · a=m_(P) · (g / 2) ⇒ T=2 × (10 / 2)=10N For block Q (Mass m_(Q)=1.5kg ) Along horizontal direction the cube pushes against the block with a normal force (N_(Q)) to the right. The pseudoforce (m_(Q) · a) acts to the left. N_(Q)=m_(Q) · a=1.5 × (g / 2) Along vertical direction, gravity ( m_(Q)g ) acts downward. F_(gQ)=1.5 × 10=15N Tension (T) in the thread acts upward, T=10N [as the string is massless and inextensible] Friction (f) acts upward to prevent the block from falling. For equilibrium in the vertical direction: T+f=m_(Q)g ⇒ 10+f=15 ⇒ f=5N The friction force is given by f=μ N_(Q) . 5=μ × (1.5 × (10 / 2)) ⇒ 5=μ × (1.5 × 5) ⇒ 5=μ × 7.5 ⇒ μ=(5 / 7.5)=(2 / 3) ≈ 0.67 Therefore, the value of coefficient of friction between the block Q and S is μ=0.67 . Thus, the correct option is (B).</w:t>
+            </w:r>
+          </w:p>
+        </w:tc>
+      </w:tr>
+    </w:tbl>
+    <w:p>
+      <w:pPr>
+        <w:spacing w:after="120"/>
+      </w:pPr>
+    </w:p>
+    <w:p>
+      <w:pPr>
+        <w:spacing w:before="160" w:after="40"/>
+      </w:pPr>
+      <w:r>
+        <w:rPr>
+          <w:b/>
+          <w:color w:val="1A365D"/>
+          <w:sz w:val="22"/>
+        </w:rPr>
+        <w:t>Benchmark Problem 2: JEE Main 2026 (Online) 28th January Evening Shift (Q#1)</w:t>
+      </w:r>
+    </w:p>
+    <w:p>
+      <w:pPr>
+        <w:spacing w:after="80"/>
+      </w:pPr>
+      <w:r>
+        <w:rPr>
+          <w:sz w:val="20"/>
+        </w:rPr>
+        <w:t>A small block of mass m slides down from the top of a frictionless inclined surface, while the inclined plane is moving towards left with constant acceleration a_(0) . The angle between the inclined plane and ground is θ and its base length is L . Assuming that initially the small block is at the top of the inclined plane, the time it takes to reach the lowest point of the inclined plane is ________.</w:t>
+      </w:r>
+    </w:p>
+    <w:p>
+      <w:pPr>
+        <w:pStyle w:val="ListBullet"/>
+        <w:spacing w:after="20"/>
+      </w:pPr>
+      <w:r>
+        <w:rPr>
+          <w:sz w:val="19"/>
+        </w:rPr>
+        <w:t>(A) √(\frac2L)gsinθ-a_(0)cosθ</w:t>
+      </w:r>
+    </w:p>
+    <w:p>
+      <w:pPr>
+        <w:pStyle w:val="ListBullet"/>
+        <w:spacing w:after="20"/>
+      </w:pPr>
+      <w:r>
+        <w:rPr>
+          <w:b/>
+          <w:color w:val="276749"/>
+          <w:sz w:val="19"/>
+        </w:rPr>
+        <w:t>(B) √(\frac4L)gsin2θ-a_(0)(1+cos2θ)</w:t>
+      </w:r>
+    </w:p>
+    <w:p>
+      <w:pPr>
+        <w:pStyle w:val="ListBullet"/>
+        <w:spacing w:after="20"/>
+      </w:pPr>
+      <w:r>
+        <w:rPr>
+          <w:sz w:val="19"/>
+        </w:rPr>
+        <w:t>(C) √(\frac2L)gsin2θ-a_(0)(1+cos2θ)</w:t>
+      </w:r>
+    </w:p>
+    <w:p>
+      <w:pPr>
+        <w:pStyle w:val="ListBullet"/>
+        <w:spacing w:after="20"/>
+      </w:pPr>
+      <w:r>
+        <w:rPr>
+          <w:sz w:val="19"/>
+        </w:rPr>
+        <w:t>(D) √(\frac4L)gcos^2θ-a_(0)sinθ cosθ</w:t>
+      </w:r>
+    </w:p>
+    <w:tbl>
+      <w:tblPr>
+        <w:tblW w:type="auto" w:w="0"/>
+        <w:jc w:val="center"/>
+        <w:tblLook w:firstColumn="1" w:firstRow="1" w:lastColumn="0" w:lastRow="0" w:noHBand="0" w:noVBand="1" w:val="04A0"/>
+      </w:tblPr>
+      <w:tblGrid>
+        <w:gridCol w:w="10080"/>
+      </w:tblGrid>
+      <w:tr>
+        <w:tc>
+          <w:tcPr>
+            <w:tcW w:type="dxa" w:w="10080"/>
+            <w:shd w:fill="F7FAFC"/>
+            <w:tcMar>
+              <w:top w:w="100" w:type="dxa"/>
+              <w:bottom w:w="100" w:type="dxa"/>
+              <w:left w:w="150" w:type="dxa"/>
+              <w:right w:w="150" w:type="dxa"/>
+            </w:tcMar>
+          </w:tcPr>
+          <w:p>
+            <w:r>
+              <w:rPr>
+                <w:b/>
+                <w:color w:val="1A365D"/>
+                <w:sz w:val="19"/>
+              </w:rPr>
+              <w:t>Correct Answer: B</w:t>
+              <w:br/>
+            </w:r>
+            <w:r>
+              <w:rPr>
+                <w:color w:val="2D3748"/>
+                <w:sz w:val="18"/>
+              </w:rPr>
+              <w:t>Solution Analysis:</w:t>
+              <w:br/>
+              <w:t>The length of the incline (hypotenuse) is given by : cosθ=(L / s) ⇒ s=(L / cosθ) Since the wedge is accelerating to the left with a_(0) , we must work in the non-inertial frame of the wedge. This causes a pseudo-force ( ma_(0) ) acting on the block to the right. We resolve all forces along the surface of the incline : The net acceleration relative to the incline (a_(rel)) is : a_(rel)=\fracmgsinθ-ma_(0)cosθm=gsinθ-a_(0)cosθ Using the kinematic equation for distance s starting from rest (u=0) : s=(1 / 2)a_(rel)t^2. Putting s=Lcosθ and a_(rel)=gsinθ-a_(0)cosθ: (L / cosθ)=(1 / 2)(gsinθ-a_(0)cosθ)t^2 t^2=\frac2Lcosθ(gsinθ-a_(0)cosθ)=\frac2Lgsinθ cosθ-a_(0)cos^2θ Using the identity 2sinθ cosθ=sin2θ and cos^2θ=(1+cos2θ / 2) : t^2=\frac4L2gsinθ cosθ-2a_(0)cos^2θ=\frac4Lgsin2θ-2a_(0)((1+cosθ / 2)) ⇒ t^2=\frac4Lgsin2θ-a_(0)(1+cosθ) ⇒ t=√(\frac4L)gsin2θ-a_(0)(1+cosθ) Hence, the correct option is (B).</w:t>
             </w:r>
           </w:p>
         </w:tc>

--- a/dist/exports/laws-of-motion_revision_notes.docx
+++ b/dist/exports/laws-of-motion_revision_notes.docx
@@ -189,7 +189,7 @@
                 <w:color w:val="2D3748"/>
                 <w:sz w:val="19"/>
               </w:rPr>
-              <w:t>Friction (Static, Limiting &amp; Kinetic)</w:t>
+              <w:t>Newton's Laws &amp; Free Body Diagrams</w:t>
             </w:r>
           </w:p>
         </w:tc>
@@ -209,7 +209,7 @@
               <w:rPr>
                 <w:sz w:val="19"/>
               </w:rPr>
-              <w:t>102 PYQs</w:t>
+              <w:t>95 PYQs</w:t>
             </w:r>
           </w:p>
         </w:tc>
@@ -230,7 +230,7 @@
                 <w:color w:val="718096"/>
                 <w:sz w:val="19"/>
               </w:rPr>
-              <w:t>Friction</w:t>
+              <w:t>Dynamics</w:t>
             </w:r>
           </w:p>
         </w:tc>
@@ -276,7 +276,7 @@
                 <w:color w:val="2D3748"/>
                 <w:sz w:val="19"/>
               </w:rPr>
-              <w:t>Newton's Laws &amp; Free Body Diagrams</w:t>
+              <w:t>Friction (Static, Limiting &amp; Kinetic)</w:t>
             </w:r>
           </w:p>
         </w:tc>
@@ -296,7 +296,7 @@
               <w:rPr>
                 <w:sz w:val="19"/>
               </w:rPr>
-              <w:t>80 PYQs</w:t>
+              <w:t>62 PYQs</w:t>
             </w:r>
           </w:p>
         </w:tc>
@@ -317,7 +317,7 @@
                 <w:color w:val="718096"/>
                 <w:sz w:val="19"/>
               </w:rPr>
-              <w:t>Dynamics</w:t>
+              <w:t>Friction</w:t>
             </w:r>
           </w:p>
         </w:tc>
@@ -417,7 +417,7 @@
                 <w:color w:val="1A365D"/>
                 <w:sz w:val="19"/>
               </w:rPr>
-              <w:t>Friction (Static, Limiting &amp; Kinetic)</w:t>
+              <w:t>Newton's Laws &amp; Free Body Diagrams</w:t>
             </w:r>
           </w:p>
         </w:tc>
@@ -439,7 +439,7 @@
                 <w:color w:val="2D3748"/>
                 <w:sz w:val="19"/>
               </w:rPr>
-              <w:t>f_{\text{max}} = \mu_s N, \quad f_k = \mu_k N, \quad \theta_{\text{repose}} = \tan^{-1}\mu_s, \quad a = g(\sin\theta - \mu_k\cos\theta)</w:t>
+              <w:t>\Sigma \vec{F} = m\vec{a}, \quad T = \frac{2m_1 m_2}{m_1 + m_2}g, \quad a = \frac{m_2 - m_1}{m_1 + m_2}g</w:t>
             </w:r>
           </w:p>
         </w:tc>
@@ -463,7 +463,7 @@
                 <w:color w:val="1A365D"/>
                 <w:sz w:val="19"/>
               </w:rPr>
-              <w:t>Newton's Laws &amp; Free Body Diagrams</w:t>
+              <w:t>Friction (Static, Limiting &amp; Kinetic)</w:t>
             </w:r>
           </w:p>
         </w:tc>
@@ -485,7 +485,7 @@
                 <w:color w:val="2D3748"/>
                 <w:sz w:val="19"/>
               </w:rPr>
-              <w:t>\Sigma \vec{F} = m\vec{a}, \quad T = \frac{2m_1 m_2}{m_1 + m_2}g, \quad a = \frac{m_2 - m_1}{m_1 + m_2}g</w:t>
+              <w:t>f_{\text{max}} = \mu_s N, \quad f_k = \mu_k N, \quad \theta_{\text{repose}} = \tan^{-1}\mu_s, \quad a = g(\sin\theta - \mu_k\cos\theta)</w:t>
             </w:r>
           </w:p>
         </w:tc>
@@ -517,7 +517,215 @@
           <w:color w:val="2B6CB0"/>
           <w:sz w:val="24"/>
         </w:rPr>
-        <w:t>3.1 Friction (Static, Limiting &amp; Kinetic) (Very High Yield — 102 PYQs)</w:t>
+        <w:t>3.1 Newton's Laws &amp; Free Body Diagrams (Very High Yield — 95 PYQs)</w:t>
+      </w:r>
+    </w:p>
+    <w:p>
+      <w:r>
+        <w:rPr>
+          <w:b/>
+          <w:sz w:val="20"/>
+        </w:rPr>
+        <w:t xml:space="preserve">Core Principle: </w:t>
+      </w:r>
+      <w:r>
+        <w:rPr>
+          <w:sz w:val="20"/>
+        </w:rPr>
+        <w:t>Equations of motion for connected bodies, string-pulley constraints, and apparent weight in non-inertial frames.</w:t>
+      </w:r>
+    </w:p>
+    <w:tbl>
+      <w:tblPr>
+        <w:tblW w:type="auto" w:w="0"/>
+        <w:jc w:val="center"/>
+        <w:tblLook w:firstColumn="1" w:firstRow="1" w:lastColumn="0" w:lastRow="0" w:noHBand="0" w:noVBand="1" w:val="04A0"/>
+      </w:tblPr>
+      <w:tblGrid>
+        <w:gridCol w:w="10080"/>
+      </w:tblGrid>
+      <w:tr>
+        <w:tc>
+          <w:tcPr>
+            <w:tcW w:type="dxa" w:w="10080"/>
+            <w:shd w:fill="FFF5F5"/>
+            <w:tcMar>
+              <w:top w:w="100" w:type="dxa"/>
+              <w:bottom w:w="100" w:type="dxa"/>
+              <w:left w:w="150" w:type="dxa"/>
+              <w:right w:w="150" w:type="dxa"/>
+            </w:tcMar>
+          </w:tcPr>
+          <w:p>
+            <w:r>
+              <w:rPr>
+                <w:b/>
+                <w:color w:val="C53030"/>
+                <w:sz w:val="19"/>
+              </w:rPr>
+              <w:t xml:space="preserve">⚠️ Common Trap / JEE Pitfall: </w:t>
+            </w:r>
+            <w:r>
+              <w:rPr>
+                <w:color w:val="2D3748"/>
+                <w:sz w:val="19"/>
+              </w:rPr>
+              <w:t>In an accelerating elevator with upward acceleration a, apparent weight is N = m(g + a), NOT m(g - a).</w:t>
+            </w:r>
+          </w:p>
+        </w:tc>
+      </w:tr>
+    </w:tbl>
+    <w:tbl>
+      <w:tblPr>
+        <w:tblW w:type="auto" w:w="0"/>
+        <w:jc w:val="center"/>
+        <w:tblLook w:firstColumn="1" w:firstRow="1" w:lastColumn="0" w:lastRow="0" w:noHBand="0" w:noVBand="1" w:val="04A0"/>
+      </w:tblPr>
+      <w:tblGrid>
+        <w:gridCol w:w="10080"/>
+      </w:tblGrid>
+      <w:tr>
+        <w:tc>
+          <w:tcPr>
+            <w:tcW w:type="dxa" w:w="10080"/>
+            <w:shd w:fill="F0FFF4"/>
+            <w:tcMar>
+              <w:top w:w="100" w:type="dxa"/>
+              <w:bottom w:w="100" w:type="dxa"/>
+              <w:left w:w="150" w:type="dxa"/>
+              <w:right w:w="150" w:type="dxa"/>
+            </w:tcMar>
+          </w:tcPr>
+          <w:p>
+            <w:r>
+              <w:rPr>
+                <w:b/>
+                <w:color w:val="276749"/>
+                <w:sz w:val="19"/>
+              </w:rPr>
+              <w:t xml:space="preserve">💡 Speed Hack / Trick: </w:t>
+            </w:r>
+            <w:r>
+              <w:rPr>
+                <w:color w:val="2D3748"/>
+                <w:sz w:val="19"/>
+              </w:rPr>
+              <w:t>Use string constraint Σ T_i · x_i = 0 \implies Σ T_i · a_i = 0 to relate accelerations in complex pulley systems.</w:t>
+            </w:r>
+          </w:p>
+        </w:tc>
+      </w:tr>
+    </w:tbl>
+    <w:p>
+      <w:pPr>
+        <w:spacing w:before="120" w:after="40"/>
+      </w:pPr>
+      <w:r>
+        <w:rPr>
+          <w:b/>
+          <w:color w:val="1A365D"/>
+          <w:sz w:val="19"/>
+        </w:rPr>
+        <w:t>Source PYQs testing this concept:</w:t>
+      </w:r>
+    </w:p>
+    <w:p>
+      <w:pPr>
+        <w:pStyle w:val="ListBullet"/>
+        <w:spacing w:after="40"/>
+      </w:pPr>
+      <w:r>
+        <w:rPr>
+          <w:b/>
+          <w:sz w:val="18"/>
+        </w:rPr>
+        <w:t xml:space="preserve">[2026 Morning Shift] Q#1 (MCQ): </w:t>
+      </w:r>
+      <w:r>
+        <w:rPr>
+          <w:sz w:val="18"/>
+        </w:rPr>
+        <w:t xml:space="preserve">"Two blocks ( P and Q ) with respectively masses 2 kg and 1.5 kg are joined by a massless thread. These blocks are mounted on a frictionl..."  </w:t>
+      </w:r>
+      <w:r>
+        <w:rPr>
+          <w:b/>
+          <w:color w:val="2B6CB0"/>
+          <w:sz w:val="18"/>
+        </w:rPr>
+        <w:t>[Ans: B]</w:t>
+      </w:r>
+    </w:p>
+    <w:p>
+      <w:pPr>
+        <w:pStyle w:val="ListBullet"/>
+        <w:spacing w:after="40"/>
+      </w:pPr>
+      <w:r>
+        <w:rPr>
+          <w:b/>
+          <w:sz w:val="18"/>
+        </w:rPr>
+        <w:t xml:space="preserve">[2026 Morning Shift] Q#2 (MCQ): </w:t>
+      </w:r>
+      <w:r>
+        <w:rPr>
+          <w:sz w:val="18"/>
+        </w:rPr>
+        <w:t xml:space="preserve">"Three masses m_(1)=4kg,m_(2)=4kg and m_(3)=6kg are suspended from a fixed smooth frictionless pully as shown in the figure below. The va..."  </w:t>
+      </w:r>
+      <w:r>
+        <w:rPr>
+          <w:b/>
+          <w:color w:val="2B6CB0"/>
+          <w:sz w:val="18"/>
+        </w:rPr>
+        <w:t>[Ans: A]</w:t>
+      </w:r>
+    </w:p>
+    <w:p>
+      <w:pPr>
+        <w:pStyle w:val="ListBullet"/>
+        <w:spacing w:after="40"/>
+      </w:pPr>
+      <w:r>
+        <w:rPr>
+          <w:b/>
+          <w:sz w:val="18"/>
+        </w:rPr>
+        <w:t xml:space="preserve">[2026 Morning Shift] Q#2 (MCQ): </w:t>
+      </w:r>
+      <w:r>
+        <w:rPr>
+          <w:sz w:val="18"/>
+        </w:rPr>
+        <w:t xml:space="preserve">"A 4 kg mass moves under the influence of a force vec(F)=(4t^3î-3tĵ)N where t is the time in second. If mass starts from o..."  </w:t>
+      </w:r>
+      <w:r>
+        <w:rPr>
+          <w:b/>
+          <w:color w:val="2B6CB0"/>
+          <w:sz w:val="18"/>
+        </w:rPr>
+        <w:t>[Ans: C]</w:t>
+      </w:r>
+    </w:p>
+    <w:p>
+      <w:pPr>
+        <w:spacing w:after="120"/>
+      </w:pPr>
+    </w:p>
+    <w:p>
+      <w:pPr>
+        <w:pStyle w:val="Heading2"/>
+      </w:pPr>
+      <w:r>
+        <w:rPr>
+          <w:color w:val="2B6CB0"/>
+          <w:sz w:val="24"/>
+        </w:rPr>
+        <w:t>3.2 Friction (Static, Limiting &amp; Kinetic) (Very High Yield — 62 PYQs)</w:t>
       </w:r>
     </w:p>
     <w:p>
@@ -709,214 +917,6 @@
           <w:sz w:val="18"/>
         </w:rPr>
         <w:t>[Ans: C]</w:t>
-      </w:r>
-    </w:p>
-    <w:p>
-      <w:pPr>
-        <w:spacing w:after="120"/>
-      </w:pPr>
-    </w:p>
-    <w:p>
-      <w:pPr>
-        <w:pStyle w:val="Heading2"/>
-      </w:pPr>
-      <w:r>
-        <w:rPr>
-          <w:color w:val="2B6CB0"/>
-          <w:sz w:val="24"/>
-        </w:rPr>
-        <w:t>3.2 Newton's Laws &amp; Free Body Diagrams (Very High Yield — 80 PYQs)</w:t>
-      </w:r>
-    </w:p>
-    <w:p>
-      <w:r>
-        <w:rPr>
-          <w:b/>
-          <w:sz w:val="20"/>
-        </w:rPr>
-        <w:t xml:space="preserve">Core Principle: </w:t>
-      </w:r>
-      <w:r>
-        <w:rPr>
-          <w:sz w:val="20"/>
-        </w:rPr>
-        <w:t>Equations of motion for connected bodies, string-pulley constraints, and apparent weight in non-inertial frames.</w:t>
-      </w:r>
-    </w:p>
-    <w:tbl>
-      <w:tblPr>
-        <w:tblW w:type="auto" w:w="0"/>
-        <w:jc w:val="center"/>
-        <w:tblLook w:firstColumn="1" w:firstRow="1" w:lastColumn="0" w:lastRow="0" w:noHBand="0" w:noVBand="1" w:val="04A0"/>
-      </w:tblPr>
-      <w:tblGrid>
-        <w:gridCol w:w="10080"/>
-      </w:tblGrid>
-      <w:tr>
-        <w:tc>
-          <w:tcPr>
-            <w:tcW w:type="dxa" w:w="10080"/>
-            <w:shd w:fill="FFF5F5"/>
-            <w:tcMar>
-              <w:top w:w="100" w:type="dxa"/>
-              <w:bottom w:w="100" w:type="dxa"/>
-              <w:left w:w="150" w:type="dxa"/>
-              <w:right w:w="150" w:type="dxa"/>
-            </w:tcMar>
-          </w:tcPr>
-          <w:p>
-            <w:r>
-              <w:rPr>
-                <w:b/>
-                <w:color w:val="C53030"/>
-                <w:sz w:val="19"/>
-              </w:rPr>
-              <w:t xml:space="preserve">⚠️ Common Trap / JEE Pitfall: </w:t>
-            </w:r>
-            <w:r>
-              <w:rPr>
-                <w:color w:val="2D3748"/>
-                <w:sz w:val="19"/>
-              </w:rPr>
-              <w:t>In an accelerating elevator with upward acceleration a, apparent weight is N = m(g + a), NOT m(g - a).</w:t>
-            </w:r>
-          </w:p>
-        </w:tc>
-      </w:tr>
-    </w:tbl>
-    <w:tbl>
-      <w:tblPr>
-        <w:tblW w:type="auto" w:w="0"/>
-        <w:jc w:val="center"/>
-        <w:tblLook w:firstColumn="1" w:firstRow="1" w:lastColumn="0" w:lastRow="0" w:noHBand="0" w:noVBand="1" w:val="04A0"/>
-      </w:tblPr>
-      <w:tblGrid>
-        <w:gridCol w:w="10080"/>
-      </w:tblGrid>
-      <w:tr>
-        <w:tc>
-          <w:tcPr>
-            <w:tcW w:type="dxa" w:w="10080"/>
-            <w:shd w:fill="F0FFF4"/>
-            <w:tcMar>
-              <w:top w:w="100" w:type="dxa"/>
-              <w:bottom w:w="100" w:type="dxa"/>
-              <w:left w:w="150" w:type="dxa"/>
-              <w:right w:w="150" w:type="dxa"/>
-            </w:tcMar>
-          </w:tcPr>
-          <w:p>
-            <w:r>
-              <w:rPr>
-                <w:b/>
-                <w:color w:val="276749"/>
-                <w:sz w:val="19"/>
-              </w:rPr>
-              <w:t xml:space="preserve">💡 Speed Hack / Trick: </w:t>
-            </w:r>
-            <w:r>
-              <w:rPr>
-                <w:color w:val="2D3748"/>
-                <w:sz w:val="19"/>
-              </w:rPr>
-              <w:t>Use string constraint Σ T_i · x_i = 0 \implies Σ T_i · a_i = 0 to relate accelerations in complex pulley systems.</w:t>
-            </w:r>
-          </w:p>
-        </w:tc>
-      </w:tr>
-    </w:tbl>
-    <w:p>
-      <w:pPr>
-        <w:spacing w:before="120" w:after="40"/>
-      </w:pPr>
-      <w:r>
-        <w:rPr>
-          <w:b/>
-          <w:color w:val="1A365D"/>
-          <w:sz w:val="19"/>
-        </w:rPr>
-        <w:t>Source PYQs testing this concept:</w:t>
-      </w:r>
-    </w:p>
-    <w:p>
-      <w:pPr>
-        <w:pStyle w:val="ListBullet"/>
-        <w:spacing w:after="40"/>
-      </w:pPr>
-      <w:r>
-        <w:rPr>
-          <w:b/>
-          <w:sz w:val="18"/>
-        </w:rPr>
-        <w:t xml:space="preserve">[2026 Morning Shift] Q#1 (MCQ): </w:t>
-      </w:r>
-      <w:r>
-        <w:rPr>
-          <w:sz w:val="18"/>
-        </w:rPr>
-        <w:t xml:space="preserve">"Two blocks ( P and Q ) with respectively masses 2 kg and 1.5 kg are joined by a massless thread. These blocks are mounted on a frictionl..."  </w:t>
-      </w:r>
-      <w:r>
-        <w:rPr>
-          <w:b/>
-          <w:color w:val="2B6CB0"/>
-          <w:sz w:val="18"/>
-        </w:rPr>
-        <w:t>[Ans: B]</w:t>
-      </w:r>
-    </w:p>
-    <w:p>
-      <w:pPr>
-        <w:pStyle w:val="ListBullet"/>
-        <w:spacing w:after="40"/>
-      </w:pPr>
-      <w:r>
-        <w:rPr>
-          <w:b/>
-          <w:sz w:val="18"/>
-        </w:rPr>
-        <w:t xml:space="preserve">[2026 Evening Shift] Q#1 (Numerical): </w:t>
-      </w:r>
-      <w:r>
-        <w:rPr>
-          <w:sz w:val="18"/>
-        </w:rPr>
-        <w:t xml:space="preserve">"A block takes t time to slide down a plane inclined at 45° to the horizontal. If the surface is made smooth (frictionless), the b..."  </w:t>
-      </w:r>
-      <w:r>
-        <w:rPr>
-          <w:b/>
-          <w:color w:val="2B6CB0"/>
-          <w:sz w:val="18"/>
-        </w:rPr>
-        <w:t>[Ans: 75]</w:t>
-      </w:r>
-    </w:p>
-    <w:p>
-      <w:pPr>
-        <w:pStyle w:val="ListBullet"/>
-        <w:spacing w:after="40"/>
-      </w:pPr>
-      <w:r>
-        <w:rPr>
-          <w:b/>
-          <w:sz w:val="18"/>
-        </w:rPr>
-        <w:t xml:space="preserve">[2026 Morning Shift] Q#2 (MCQ): </w:t>
-      </w:r>
-      <w:r>
-        <w:rPr>
-          <w:sz w:val="18"/>
-        </w:rPr>
-        <w:t xml:space="preserve">"Three masses m_(1)=4kg,m_(2)=4kg and m_(3)=6kg are suspended from a fixed smooth frictionless pully as shown in the figure below. The va..."  </w:t>
-      </w:r>
-      <w:r>
-        <w:rPr>
-          <w:b/>
-          <w:color w:val="2B6CB0"/>
-          <w:sz w:val="18"/>
-        </w:rPr>
-        <w:t>[Ans: A]</w:t>
       </w:r>
     </w:p>
     <w:p>
